--- a/docs/How_This_Site_Works.docx
+++ b/docs/How_This_Site_Works.docx
@@ -2464,6 +2464,623 @@
         </w:tc>
       </w:tr>
     </w:tbl>
+    <w:p>
+      <w:pPr>
+        <w:spacing w:after="90" w:before="220"/>
+      </w:pPr>
+      <w:r>
+        <w:rPr>
+          <w:rFonts w:ascii="Georgia" w:cs="Georgia" w:eastAsia="Georgia" w:hAnsi="Georgia"/>
+          <w:b/>
+          <w:bCs/>
+          <w:color w:val="1B4F8A"/>
+          <w:sz w:val="21"/>
+          <w:szCs w:val="21"/>
+        </w:rPr>
+        <w:t xml:space="preserve">Where to Find Each One</w:t>
+      </w:r>
+    </w:p>
+    <w:tbl>
+      <w:tblPr>
+        <w:tblW w:type="dxa" w:w="10080"/>
+        <w:tblBorders>
+          <w:top w:val="single" w:color="DDE3EE" w:sz="4"/>
+          <w:left w:val="single" w:color="DDE3EE" w:sz="4"/>
+          <w:bottom w:val="single" w:color="DDE3EE" w:sz="4"/>
+          <w:right w:val="single" w:color="DDE3EE" w:sz="4"/>
+          <w:insideH w:val="single" w:color="DDE3EE" w:sz="4"/>
+          <w:insideV w:val="single" w:color="DDE3EE" w:sz="4"/>
+        </w:tblBorders>
+      </w:tblPr>
+      <w:tblGrid>
+        <w:gridCol w:w="4032"/>
+        <w:gridCol w:w="6048"/>
+      </w:tblGrid>
+      <w:tr>
+        <w:trPr>
+          <w:tblHeader/>
+        </w:trPr>
+        <w:tc>
+          <w:tcPr>
+            <w:tcW w:type="dxa" w:w="4032"/>
+            <w:shd w:fill="1B4F8A" w:val="clear"/>
+            <w:tcMar>
+              <w:top w:type="dxa" w:w="100"/>
+              <w:left w:type="dxa" w:w="120"/>
+              <w:bottom w:type="dxa" w:w="90"/>
+              <w:right w:type="dxa" w:w="120"/>
+            </w:tcMar>
+          </w:tcPr>
+          <w:p>
+            <w:r>
+              <w:rPr>
+                <w:rFonts w:ascii="Segoe UI" w:cs="Segoe UI" w:eastAsia="Segoe UI" w:hAnsi="Segoe UI"/>
+                <w:b/>
+                <w:bCs/>
+                <w:caps/>
+                <w:color w:val="FFFFFF"/>
+                <w:sz w:val="16"/>
+                <w:szCs w:val="16"/>
+              </w:rPr>
+              <w:t xml:space="preserve">Where to Find It</w:t>
+            </w:r>
+          </w:p>
+        </w:tc>
+        <w:tc>
+          <w:tcPr>
+            <w:tcW w:type="dxa" w:w="6048"/>
+            <w:shd w:fill="1B4F8A" w:val="clear"/>
+            <w:tcMar>
+              <w:top w:type="dxa" w:w="100"/>
+              <w:left w:type="dxa" w:w="120"/>
+              <w:bottom w:type="dxa" w:w="90"/>
+              <w:right w:type="dxa" w:w="120"/>
+            </w:tcMar>
+          </w:tcPr>
+          <w:p>
+            <w:r>
+              <w:rPr>
+                <w:rFonts w:ascii="Segoe UI" w:cs="Segoe UI" w:eastAsia="Segoe UI" w:hAnsi="Segoe UI"/>
+                <w:b/>
+                <w:bCs/>
+                <w:caps/>
+                <w:color w:val="FFFFFF"/>
+                <w:sz w:val="16"/>
+                <w:szCs w:val="16"/>
+              </w:rPr>
+              <w:t xml:space="preserve">Path (from docs/wip/)</w:t>
+            </w:r>
+          </w:p>
+        </w:tc>
+      </w:tr>
+      <w:tr>
+        <w:tc>
+          <w:tcPr>
+            <w:tcW w:type="dxa" w:w="4032"/>
+            <w:shd w:fill="FFFFFF" w:val="clear"/>
+            <w:tcMar>
+              <w:top w:type="dxa" w:w="90"/>
+              <w:left w:type="dxa" w:w="120"/>
+              <w:bottom w:type="dxa" w:w="90"/>
+              <w:right w:type="dxa" w:w="120"/>
+            </w:tcMar>
+          </w:tcPr>
+          <w:p>
+            <w:pPr>
+              <w:spacing w:line="260"/>
+            </w:pPr>
+            <w:r>
+              <w:rPr>
+                <w:rFonts w:ascii="Segoe UI" w:cs="Segoe UI" w:eastAsia="Segoe UI" w:hAnsi="Segoe UI"/>
+                <w:b/>
+                <w:bCs/>
+                <w:color w:val="1B4F8A"/>
+                <w:sz w:val="18"/>
+                <w:szCs w:val="18"/>
+              </w:rPr>
+              <w:t xml:space="preserve">Sandbox (PCF 7.0)</w:t>
+            </w:r>
+          </w:p>
+        </w:tc>
+        <w:tc>
+          <w:tcPr>
+            <w:tcW w:type="dxa" w:w="6048"/>
+            <w:shd w:fill="FFFFFF" w:val="clear"/>
+            <w:tcMar>
+              <w:top w:type="dxa" w:w="90"/>
+              <w:left w:type="dxa" w:w="120"/>
+              <w:bottom w:type="dxa" w:w="90"/>
+              <w:right w:type="dxa" w:w="120"/>
+            </w:tcMar>
+          </w:tcPr>
+          <w:p>
+            <w:pPr>
+              <w:spacing w:line="260"/>
+            </w:pPr>
+            <w:r>
+              <w:rPr>
+                <w:rFonts w:ascii="Segoe UI" w:cs="Segoe UI" w:eastAsia="Segoe UI" w:hAnsi="Segoe UI"/>
+                <w:b w:val="false"/>
+                <w:bCs w:val="false"/>
+                <w:color w:val="222222"/>
+                <w:sz w:val="18"/>
+                <w:szCs w:val="18"/>
+              </w:rPr>
+              <w:t xml:space="preserve">../sandbox/pcf7.html</w:t>
+            </w:r>
+          </w:p>
+        </w:tc>
+      </w:tr>
+      <w:tr>
+        <w:tc>
+          <w:tcPr>
+            <w:tcW w:type="dxa" w:w="4032"/>
+            <w:shd w:fill="FAFBFD" w:val="clear"/>
+            <w:tcMar>
+              <w:top w:type="dxa" w:w="90"/>
+              <w:left w:type="dxa" w:w="120"/>
+              <w:bottom w:type="dxa" w:w="90"/>
+              <w:right w:type="dxa" w:w="120"/>
+            </w:tcMar>
+          </w:tcPr>
+          <w:p>
+            <w:pPr>
+              <w:spacing w:line="260"/>
+            </w:pPr>
+            <w:r>
+              <w:rPr>
+                <w:rFonts w:ascii="Segoe UI" w:cs="Segoe UI" w:eastAsia="Segoe UI" w:hAnsi="Segoe UI"/>
+                <w:b/>
+                <w:bCs/>
+                <w:color w:val="1B4F8A"/>
+                <w:sz w:val="18"/>
+                <w:szCs w:val="18"/>
+              </w:rPr>
+              <w:t xml:space="preserve">WIP hub (this catalog)</w:t>
+            </w:r>
+          </w:p>
+        </w:tc>
+        <w:tc>
+          <w:tcPr>
+            <w:tcW w:type="dxa" w:w="6048"/>
+            <w:shd w:fill="FAFBFD" w:val="clear"/>
+            <w:tcMar>
+              <w:top w:type="dxa" w:w="90"/>
+              <w:left w:type="dxa" w:w="120"/>
+              <w:bottom w:type="dxa" w:w="90"/>
+              <w:right w:type="dxa" w:w="120"/>
+            </w:tcMar>
+          </w:tcPr>
+          <w:p>
+            <w:pPr>
+              <w:spacing w:line="260"/>
+            </w:pPr>
+            <w:r>
+              <w:rPr>
+                <w:rFonts w:ascii="Segoe UI" w:cs="Segoe UI" w:eastAsia="Segoe UI" w:hAnsi="Segoe UI"/>
+                <w:b w:val="false"/>
+                <w:bCs w:val="false"/>
+                <w:color w:val="222222"/>
+                <w:sz w:val="18"/>
+                <w:szCs w:val="18"/>
+              </w:rPr>
+              <w:t xml:space="preserve">index.html</w:t>
+            </w:r>
+          </w:p>
+        </w:tc>
+      </w:tr>
+      <w:tr>
+        <w:tc>
+          <w:tcPr>
+            <w:tcW w:type="dxa" w:w="4032"/>
+            <w:shd w:fill="FFFFFF" w:val="clear"/>
+            <w:tcMar>
+              <w:top w:type="dxa" w:w="90"/>
+              <w:left w:type="dxa" w:w="120"/>
+              <w:bottom w:type="dxa" w:w="90"/>
+              <w:right w:type="dxa" w:w="120"/>
+            </w:tcMar>
+          </w:tcPr>
+          <w:p>
+            <w:pPr>
+              <w:spacing w:line="260"/>
+            </w:pPr>
+            <w:r>
+              <w:rPr>
+                <w:rFonts w:ascii="Segoe UI" w:cs="Segoe UI" w:eastAsia="Segoe UI" w:hAnsi="Segoe UI"/>
+                <w:b/>
+                <w:bCs/>
+                <w:color w:val="1B4F8A"/>
+                <w:sz w:val="18"/>
+                <w:szCs w:val="18"/>
+              </w:rPr>
+              <w:t xml:space="preserve">Requirements Register</w:t>
+            </w:r>
+          </w:p>
+        </w:tc>
+        <w:tc>
+          <w:tcPr>
+            <w:tcW w:type="dxa" w:w="6048"/>
+            <w:shd w:fill="FFFFFF" w:val="clear"/>
+            <w:tcMar>
+              <w:top w:type="dxa" w:w="90"/>
+              <w:left w:type="dxa" w:w="120"/>
+              <w:bottom w:type="dxa" w:w="90"/>
+              <w:right w:type="dxa" w:w="120"/>
+            </w:tcMar>
+          </w:tcPr>
+          <w:p>
+            <w:pPr>
+              <w:spacing w:line="260"/>
+            </w:pPr>
+            <w:r>
+              <w:rPr>
+                <w:rFonts w:ascii="Segoe UI" w:cs="Segoe UI" w:eastAsia="Segoe UI" w:hAnsi="Segoe UI"/>
+                <w:b w:val="false"/>
+                <w:bCs w:val="false"/>
+                <w:color w:val="222222"/>
+                <w:sz w:val="18"/>
+                <w:szCs w:val="18"/>
+              </w:rPr>
+              <w:t xml:space="preserve">HITL_Requirements_Register.xlsx</w:t>
+            </w:r>
+          </w:p>
+        </w:tc>
+      </w:tr>
+      <w:tr>
+        <w:tc>
+          <w:tcPr>
+            <w:tcW w:type="dxa" w:w="4032"/>
+            <w:shd w:fill="FAFBFD" w:val="clear"/>
+            <w:tcMar>
+              <w:top w:type="dxa" w:w="90"/>
+              <w:left w:type="dxa" w:w="120"/>
+              <w:bottom w:type="dxa" w:w="90"/>
+              <w:right w:type="dxa" w:w="120"/>
+            </w:tcMar>
+          </w:tcPr>
+          <w:p>
+            <w:pPr>
+              <w:spacing w:line="260"/>
+            </w:pPr>
+            <w:r>
+              <w:rPr>
+                <w:rFonts w:ascii="Segoe UI" w:cs="Segoe UI" w:eastAsia="Segoe UI" w:hAnsi="Segoe UI"/>
+                <w:b/>
+                <w:bCs/>
+                <w:color w:val="1B4F8A"/>
+                <w:sz w:val="18"/>
+                <w:szCs w:val="18"/>
+              </w:rPr>
+              <w:t xml:space="preserve">Design Spec Template — worked examples:</w:t>
+            </w:r>
+          </w:p>
+        </w:tc>
+        <w:tc>
+          <w:tcPr>
+            <w:tcW w:type="dxa" w:w="6048"/>
+            <w:shd w:fill="FAFBFD" w:val="clear"/>
+            <w:tcMar>
+              <w:top w:type="dxa" w:w="90"/>
+              <w:left w:type="dxa" w:w="120"/>
+              <w:bottom w:type="dxa" w:w="90"/>
+              <w:right w:type="dxa" w:w="120"/>
+            </w:tcMar>
+          </w:tcPr>
+          <w:p>
+            <w:pPr>
+              <w:spacing w:line="260"/>
+            </w:pPr>
+            <w:r>
+              <w:rPr>
+                <w:rFonts w:ascii="Segoe UI" w:cs="Segoe UI" w:eastAsia="Segoe UI" w:hAnsi="Segoe UI"/>
+                <w:b w:val="false"/>
+                <w:bCs w:val="false"/>
+                <w:color w:val="222222"/>
+                <w:sz w:val="18"/>
+                <w:szCs w:val="18"/>
+              </w:rPr>
+              <w:t xml:space="preserve"/>
+            </w:r>
+          </w:p>
+        </w:tc>
+      </w:tr>
+      <w:tr>
+        <w:tc>
+          <w:tcPr>
+            <w:tcW w:type="dxa" w:w="4032"/>
+            <w:shd w:fill="FFFFFF" w:val="clear"/>
+            <w:tcMar>
+              <w:top w:type="dxa" w:w="90"/>
+              <w:left w:type="dxa" w:w="120"/>
+              <w:bottom w:type="dxa" w:w="90"/>
+              <w:right w:type="dxa" w:w="120"/>
+            </w:tcMar>
+          </w:tcPr>
+          <w:p>
+            <w:pPr>
+              <w:spacing w:line="260"/>
+            </w:pPr>
+            <w:r>
+              <w:rPr>
+                <w:rFonts w:ascii="Segoe UI" w:cs="Segoe UI" w:eastAsia="Segoe UI" w:hAnsi="Segoe UI"/>
+                <w:b/>
+                <w:bCs/>
+                <w:color w:val="1B4F8A"/>
+                <w:sz w:val="18"/>
+                <w:szCs w:val="18"/>
+              </w:rPr>
+              <w:t xml:space="preserve">  – Working-Relationship Progression Methodology</w:t>
+            </w:r>
+          </w:p>
+        </w:tc>
+        <w:tc>
+          <w:tcPr>
+            <w:tcW w:type="dxa" w:w="6048"/>
+            <w:shd w:fill="FFFFFF" w:val="clear"/>
+            <w:tcMar>
+              <w:top w:type="dxa" w:w="90"/>
+              <w:left w:type="dxa" w:w="120"/>
+              <w:bottom w:type="dxa" w:w="90"/>
+              <w:right w:type="dxa" w:w="120"/>
+            </w:tcMar>
+          </w:tcPr>
+          <w:p>
+            <w:pPr>
+              <w:spacing w:line="260"/>
+            </w:pPr>
+            <w:r>
+              <w:rPr>
+                <w:rFonts w:ascii="Segoe UI" w:cs="Segoe UI" w:eastAsia="Segoe UI" w:hAnsi="Segoe UI"/>
+                <w:b w:val="false"/>
+                <w:bCs w:val="false"/>
+                <w:color w:val="222222"/>
+                <w:sz w:val="18"/>
+                <w:szCs w:val="18"/>
+              </w:rPr>
+              <w:t xml:space="preserve">working_relationship_progression_methodology.html</w:t>
+            </w:r>
+          </w:p>
+        </w:tc>
+      </w:tr>
+      <w:tr>
+        <w:tc>
+          <w:tcPr>
+            <w:tcW w:type="dxa" w:w="4032"/>
+            <w:shd w:fill="FAFBFD" w:val="clear"/>
+            <w:tcMar>
+              <w:top w:type="dxa" w:w="90"/>
+              <w:left w:type="dxa" w:w="120"/>
+              <w:bottom w:type="dxa" w:w="90"/>
+              <w:right w:type="dxa" w:w="120"/>
+            </w:tcMar>
+          </w:tcPr>
+          <w:p>
+            <w:pPr>
+              <w:spacing w:line="260"/>
+            </w:pPr>
+            <w:r>
+              <w:rPr>
+                <w:rFonts w:ascii="Segoe UI" w:cs="Segoe UI" w:eastAsia="Segoe UI" w:hAnsi="Segoe UI"/>
+                <w:b/>
+                <w:bCs/>
+                <w:color w:val="1B4F8A"/>
+                <w:sz w:val="18"/>
+                <w:szCs w:val="18"/>
+              </w:rPr>
+              <w:t xml:space="preserve">  – The Shock Wave Effect</w:t>
+            </w:r>
+          </w:p>
+        </w:tc>
+        <w:tc>
+          <w:tcPr>
+            <w:tcW w:type="dxa" w:w="6048"/>
+            <w:shd w:fill="FAFBFD" w:val="clear"/>
+            <w:tcMar>
+              <w:top w:type="dxa" w:w="90"/>
+              <w:left w:type="dxa" w:w="120"/>
+              <w:bottom w:type="dxa" w:w="90"/>
+              <w:right w:type="dxa" w:w="120"/>
+            </w:tcMar>
+          </w:tcPr>
+          <w:p>
+            <w:pPr>
+              <w:spacing w:line="260"/>
+            </w:pPr>
+            <w:r>
+              <w:rPr>
+                <w:rFonts w:ascii="Segoe UI" w:cs="Segoe UI" w:eastAsia="Segoe UI" w:hAnsi="Segoe UI"/>
+                <w:b w:val="false"/>
+                <w:bCs w:val="false"/>
+                <w:color w:val="222222"/>
+                <w:sz w:val="18"/>
+                <w:szCs w:val="18"/>
+              </w:rPr>
+              <w:t xml:space="preserve">the_shock_wave_effect.html</w:t>
+            </w:r>
+          </w:p>
+        </w:tc>
+      </w:tr>
+      <w:tr>
+        <w:tc>
+          <w:tcPr>
+            <w:tcW w:type="dxa" w:w="4032"/>
+            <w:shd w:fill="FFFFFF" w:val="clear"/>
+            <w:tcMar>
+              <w:top w:type="dxa" w:w="90"/>
+              <w:left w:type="dxa" w:w="120"/>
+              <w:bottom w:type="dxa" w:w="90"/>
+              <w:right w:type="dxa" w:w="120"/>
+            </w:tcMar>
+          </w:tcPr>
+          <w:p>
+            <w:pPr>
+              <w:spacing w:line="260"/>
+            </w:pPr>
+            <w:r>
+              <w:rPr>
+                <w:rFonts w:ascii="Segoe UI" w:cs="Segoe UI" w:eastAsia="Segoe UI" w:hAnsi="Segoe UI"/>
+                <w:b/>
+                <w:bCs/>
+                <w:color w:val="1B4F8A"/>
+                <w:sz w:val="18"/>
+                <w:szCs w:val="18"/>
+              </w:rPr>
+              <w:t xml:space="preserve">  – From Concept to Principle</w:t>
+            </w:r>
+          </w:p>
+        </w:tc>
+        <w:tc>
+          <w:tcPr>
+            <w:tcW w:type="dxa" w:w="6048"/>
+            <w:shd w:fill="FFFFFF" w:val="clear"/>
+            <w:tcMar>
+              <w:top w:type="dxa" w:w="90"/>
+              <w:left w:type="dxa" w:w="120"/>
+              <w:bottom w:type="dxa" w:w="90"/>
+              <w:right w:type="dxa" w:w="120"/>
+            </w:tcMar>
+          </w:tcPr>
+          <w:p>
+            <w:pPr>
+              <w:spacing w:line="260"/>
+            </w:pPr>
+            <w:r>
+              <w:rPr>
+                <w:rFonts w:ascii="Segoe UI" w:cs="Segoe UI" w:eastAsia="Segoe UI" w:hAnsi="Segoe UI"/>
+                <w:b w:val="false"/>
+                <w:bCs w:val="false"/>
+                <w:color w:val="222222"/>
+                <w:sz w:val="18"/>
+                <w:szCs w:val="18"/>
+              </w:rPr>
+              <w:t xml:space="preserve">from_concept_to_principle.html</w:t>
+            </w:r>
+          </w:p>
+        </w:tc>
+      </w:tr>
+      <w:tr>
+        <w:tc>
+          <w:tcPr>
+            <w:tcW w:type="dxa" w:w="4032"/>
+            <w:shd w:fill="FAFBFD" w:val="clear"/>
+            <w:tcMar>
+              <w:top w:type="dxa" w:w="90"/>
+              <w:left w:type="dxa" w:w="120"/>
+              <w:bottom w:type="dxa" w:w="90"/>
+              <w:right w:type="dxa" w:w="120"/>
+            </w:tcMar>
+          </w:tcPr>
+          <w:p>
+            <w:pPr>
+              <w:spacing w:line="260"/>
+            </w:pPr>
+            <w:r>
+              <w:rPr>
+                <w:rFonts w:ascii="Segoe UI" w:cs="Segoe UI" w:eastAsia="Segoe UI" w:hAnsi="Segoe UI"/>
+                <w:b/>
+                <w:bCs/>
+                <w:color w:val="1B4F8A"/>
+                <w:sz w:val="18"/>
+                <w:szCs w:val="18"/>
+              </w:rPr>
+              <w:t xml:space="preserve">Documentation (live site)</w:t>
+            </w:r>
+          </w:p>
+        </w:tc>
+        <w:tc>
+          <w:tcPr>
+            <w:tcW w:type="dxa" w:w="6048"/>
+            <w:shd w:fill="FAFBFD" w:val="clear"/>
+            <w:tcMar>
+              <w:top w:type="dxa" w:w="90"/>
+              <w:left w:type="dxa" w:w="120"/>
+              <w:bottom w:type="dxa" w:w="90"/>
+              <w:right w:type="dxa" w:w="120"/>
+            </w:tcMar>
+          </w:tcPr>
+          <w:p>
+            <w:pPr>
+              <w:spacing w:line="260"/>
+            </w:pPr>
+            <w:r>
+              <w:rPr>
+                <w:rFonts w:ascii="Segoe UI" w:cs="Segoe UI" w:eastAsia="Segoe UI" w:hAnsi="Segoe UI"/>
+                <w:b w:val="false"/>
+                <w:bCs w:val="false"/>
+                <w:color w:val="222222"/>
+                <w:sz w:val="18"/>
+                <w:szCs w:val="18"/>
+              </w:rPr>
+              <w:t xml:space="preserve">../index.html</w:t>
+            </w:r>
+          </w:p>
+        </w:tc>
+      </w:tr>
+      <w:tr>
+        <w:tc>
+          <w:tcPr>
+            <w:tcW w:type="dxa" w:w="4032"/>
+            <w:shd w:fill="FFFFFF" w:val="clear"/>
+            <w:tcMar>
+              <w:top w:type="dxa" w:w="90"/>
+              <w:left w:type="dxa" w:w="120"/>
+              <w:bottom w:type="dxa" w:w="90"/>
+              <w:right w:type="dxa" w:w="120"/>
+            </w:tcMar>
+          </w:tcPr>
+          <w:p>
+            <w:pPr>
+              <w:spacing w:line="260"/>
+            </w:pPr>
+            <w:r>
+              <w:rPr>
+                <w:rFonts w:ascii="Segoe UI" w:cs="Segoe UI" w:eastAsia="Segoe UI" w:hAnsi="Segoe UI"/>
+                <w:b/>
+                <w:bCs/>
+                <w:color w:val="1B4F8A"/>
+                <w:sz w:val="18"/>
+                <w:szCs w:val="18"/>
+              </w:rPr>
+              <w:t xml:space="preserve">Dashboard</w:t>
+            </w:r>
+          </w:p>
+        </w:tc>
+        <w:tc>
+          <w:tcPr>
+            <w:tcW w:type="dxa" w:w="6048"/>
+            <w:shd w:fill="FFFFFF" w:val="clear"/>
+            <w:tcMar>
+              <w:top w:type="dxa" w:w="90"/>
+              <w:left w:type="dxa" w:w="120"/>
+              <w:bottom w:type="dxa" w:w="90"/>
+              <w:right w:type="dxa" w:w="120"/>
+            </w:tcMar>
+          </w:tcPr>
+          <w:p>
+            <w:pPr>
+              <w:spacing w:line="260"/>
+            </w:pPr>
+            <w:r>
+              <w:rPr>
+                <w:rFonts w:ascii="Segoe UI" w:cs="Segoe UI" w:eastAsia="Segoe UI" w:hAnsi="Segoe UI"/>
+                <w:b w:val="false"/>
+                <w:bCs w:val="false"/>
+                <w:color w:val="222222"/>
+                <w:sz w:val="18"/>
+                <w:szCs w:val="18"/>
+              </w:rPr>
+              <w:t xml:space="preserve">../hitl_dashboard_final.html</w:t>
+            </w:r>
+          </w:p>
+        </w:tc>
+      </w:tr>
+    </w:tbl>
+    <w:p>
+      <w:pPr>
+        <w:spacing w:after="80"/>
+      </w:pPr>
+    </w:p>
     <w:p>
       <w:pPr>
         <w:spacing w:after="200" w:line="300"/>

--- a/docs/How_This_Site_Works.docx
+++ b/docs/How_This_Site_Works.docx
@@ -2493,8 +2493,8 @@
         </w:tblBorders>
       </w:tblPr>
       <w:tblGrid>
-        <w:gridCol w:w="4032"/>
-        <w:gridCol w:w="6048"/>
+        <w:gridCol w:w="3629"/>
+        <w:gridCol w:w="6451"/>
       </w:tblGrid>
       <w:tr>
         <w:trPr>
@@ -2502,7 +2502,7 @@
         </w:trPr>
         <w:tc>
           <w:tcPr>
-            <w:tcW w:type="dxa" w:w="4032"/>
+            <w:tcW w:type="dxa" w:w="3629"/>
             <w:shd w:fill="1B4F8A" w:val="clear"/>
             <w:tcMar>
               <w:top w:type="dxa" w:w="100"/>
@@ -2528,7 +2528,7 @@
         </w:tc>
         <w:tc>
           <w:tcPr>
-            <w:tcW w:type="dxa" w:w="6048"/>
+            <w:tcW w:type="dxa" w:w="6451"/>
             <w:shd w:fill="1B4F8A" w:val="clear"/>
             <w:tcMar>
               <w:top w:type="dxa" w:w="100"/>
@@ -2548,7 +2548,7 @@
                 <w:sz w:val="16"/>
                 <w:szCs w:val="16"/>
               </w:rPr>
-              <w:t xml:space="preserve">Path (from docs/wip/)</w:t>
+              <w:t xml:space="preserve">Live URL</w:t>
             </w:r>
           </w:p>
         </w:tc>
@@ -2556,7 +2556,7 @@
       <w:tr>
         <w:tc>
           <w:tcPr>
-            <w:tcW w:type="dxa" w:w="4032"/>
+            <w:tcW w:type="dxa" w:w="3629"/>
             <w:shd w:fill="FFFFFF" w:val="clear"/>
             <w:tcMar>
               <w:top w:type="dxa" w:w="90"/>
@@ -2578,13 +2578,13 @@
                 <w:sz w:val="18"/>
                 <w:szCs w:val="18"/>
               </w:rPr>
-              <w:t xml:space="preserve">Sandbox (PCF 7.0)</w:t>
-            </w:r>
-          </w:p>
-        </w:tc>
-        <w:tc>
-          <w:tcPr>
-            <w:tcW w:type="dxa" w:w="6048"/>
+              <w:t xml:space="preserve">WIP hub (this catalog)</w:t>
+            </w:r>
+          </w:p>
+        </w:tc>
+        <w:tc>
+          <w:tcPr>
+            <w:tcW w:type="dxa" w:w="6451"/>
             <w:shd w:fill="FFFFFF" w:val="clear"/>
             <w:tcMar>
               <w:top w:type="dxa" w:w="90"/>
@@ -2606,7 +2606,7 @@
                 <w:sz w:val="18"/>
                 <w:szCs w:val="18"/>
               </w:rPr>
-              <w:t xml:space="preserve">../sandbox/pcf7.html</w:t>
+              <w:t xml:space="preserve">https://hitldrivenarchitecture.com/wip/</w:t>
             </w:r>
           </w:p>
         </w:tc>
@@ -2614,7 +2614,7 @@
       <w:tr>
         <w:tc>
           <w:tcPr>
-            <w:tcW w:type="dxa" w:w="4032"/>
+            <w:tcW w:type="dxa" w:w="3629"/>
             <w:shd w:fill="FAFBFD" w:val="clear"/>
             <w:tcMar>
               <w:top w:type="dxa" w:w="90"/>
@@ -2636,13 +2636,13 @@
                 <w:sz w:val="18"/>
                 <w:szCs w:val="18"/>
               </w:rPr>
-              <w:t xml:space="preserve">WIP hub (this catalog)</w:t>
-            </w:r>
-          </w:p>
-        </w:tc>
-        <w:tc>
-          <w:tcPr>
-            <w:tcW w:type="dxa" w:w="6048"/>
+              <w:t xml:space="preserve">Sandbox (PCF 7.0)</w:t>
+            </w:r>
+          </w:p>
+        </w:tc>
+        <w:tc>
+          <w:tcPr>
+            <w:tcW w:type="dxa" w:w="6451"/>
             <w:shd w:fill="FAFBFD" w:val="clear"/>
             <w:tcMar>
               <w:top w:type="dxa" w:w="90"/>
@@ -2664,7 +2664,7 @@
                 <w:sz w:val="18"/>
                 <w:szCs w:val="18"/>
               </w:rPr>
-              <w:t xml:space="preserve">index.html</w:t>
+              <w:t xml:space="preserve">https://hitldrivenarchitecture.com/sandbox/pcf7</w:t>
             </w:r>
           </w:p>
         </w:tc>
@@ -2672,7 +2672,7 @@
       <w:tr>
         <w:tc>
           <w:tcPr>
-            <w:tcW w:type="dxa" w:w="4032"/>
+            <w:tcW w:type="dxa" w:w="3629"/>
             <w:shd w:fill="FFFFFF" w:val="clear"/>
             <w:tcMar>
               <w:top w:type="dxa" w:w="90"/>
@@ -2700,7 +2700,7 @@
         </w:tc>
         <w:tc>
           <w:tcPr>
-            <w:tcW w:type="dxa" w:w="6048"/>
+            <w:tcW w:type="dxa" w:w="6451"/>
             <w:shd w:fill="FFFFFF" w:val="clear"/>
             <w:tcMar>
               <w:top w:type="dxa" w:w="90"/>
@@ -2722,7 +2722,7 @@
                 <w:sz w:val="18"/>
                 <w:szCs w:val="18"/>
               </w:rPr>
-              <w:t xml:space="preserve">HITL_Requirements_Register.xlsx</w:t>
+              <w:t xml:space="preserve">https://hitldrivenarchitecture.com/wip/HITL_Requirements_Register.xlsx</w:t>
             </w:r>
           </w:p>
         </w:tc>
@@ -2730,7 +2730,7 @@
       <w:tr>
         <w:tc>
           <w:tcPr>
-            <w:tcW w:type="dxa" w:w="4032"/>
+            <w:tcW w:type="dxa" w:w="3629"/>
             <w:shd w:fill="FAFBFD" w:val="clear"/>
             <w:tcMar>
               <w:top w:type="dxa" w:w="90"/>
@@ -2758,7 +2758,7 @@
         </w:tc>
         <w:tc>
           <w:tcPr>
-            <w:tcW w:type="dxa" w:w="6048"/>
+            <w:tcW w:type="dxa" w:w="6451"/>
             <w:shd w:fill="FAFBFD" w:val="clear"/>
             <w:tcMar>
               <w:top w:type="dxa" w:w="90"/>
@@ -2788,7 +2788,7 @@
       <w:tr>
         <w:tc>
           <w:tcPr>
-            <w:tcW w:type="dxa" w:w="4032"/>
+            <w:tcW w:type="dxa" w:w="3629"/>
             <w:shd w:fill="FFFFFF" w:val="clear"/>
             <w:tcMar>
               <w:top w:type="dxa" w:w="90"/>
@@ -2816,7 +2816,7 @@
         </w:tc>
         <w:tc>
           <w:tcPr>
-            <w:tcW w:type="dxa" w:w="6048"/>
+            <w:tcW w:type="dxa" w:w="6451"/>
             <w:shd w:fill="FFFFFF" w:val="clear"/>
             <w:tcMar>
               <w:top w:type="dxa" w:w="90"/>
@@ -2838,7 +2838,7 @@
                 <w:sz w:val="18"/>
                 <w:szCs w:val="18"/>
               </w:rPr>
-              <w:t xml:space="preserve">working_relationship_progression_methodology.html</w:t>
+              <w:t xml:space="preserve">https://hitldrivenarchitecture.com/wip/working_relationship_progression_methodology</w:t>
             </w:r>
           </w:p>
         </w:tc>
@@ -2846,7 +2846,7 @@
       <w:tr>
         <w:tc>
           <w:tcPr>
-            <w:tcW w:type="dxa" w:w="4032"/>
+            <w:tcW w:type="dxa" w:w="3629"/>
             <w:shd w:fill="FAFBFD" w:val="clear"/>
             <w:tcMar>
               <w:top w:type="dxa" w:w="90"/>
@@ -2874,7 +2874,7 @@
         </w:tc>
         <w:tc>
           <w:tcPr>
-            <w:tcW w:type="dxa" w:w="6048"/>
+            <w:tcW w:type="dxa" w:w="6451"/>
             <w:shd w:fill="FAFBFD" w:val="clear"/>
             <w:tcMar>
               <w:top w:type="dxa" w:w="90"/>
@@ -2896,7 +2896,7 @@
                 <w:sz w:val="18"/>
                 <w:szCs w:val="18"/>
               </w:rPr>
-              <w:t xml:space="preserve">the_shock_wave_effect.html</w:t>
+              <w:t xml:space="preserve">https://hitldrivenarchitecture.com/wip/the_shock_wave_effect</w:t>
             </w:r>
           </w:p>
         </w:tc>
@@ -2904,7 +2904,7 @@
       <w:tr>
         <w:tc>
           <w:tcPr>
-            <w:tcW w:type="dxa" w:w="4032"/>
+            <w:tcW w:type="dxa" w:w="3629"/>
             <w:shd w:fill="FFFFFF" w:val="clear"/>
             <w:tcMar>
               <w:top w:type="dxa" w:w="90"/>
@@ -2932,7 +2932,7 @@
         </w:tc>
         <w:tc>
           <w:tcPr>
-            <w:tcW w:type="dxa" w:w="6048"/>
+            <w:tcW w:type="dxa" w:w="6451"/>
             <w:shd w:fill="FFFFFF" w:val="clear"/>
             <w:tcMar>
               <w:top w:type="dxa" w:w="90"/>
@@ -2954,7 +2954,7 @@
                 <w:sz w:val="18"/>
                 <w:szCs w:val="18"/>
               </w:rPr>
-              <w:t xml:space="preserve">from_concept_to_principle.html</w:t>
+              <w:t xml:space="preserve">https://hitldrivenarchitecture.com/wip/from_concept_to_principle</w:t>
             </w:r>
           </w:p>
         </w:tc>
@@ -2962,7 +2962,7 @@
       <w:tr>
         <w:tc>
           <w:tcPr>
-            <w:tcW w:type="dxa" w:w="4032"/>
+            <w:tcW w:type="dxa" w:w="3629"/>
             <w:shd w:fill="FAFBFD" w:val="clear"/>
             <w:tcMar>
               <w:top w:type="dxa" w:w="90"/>
@@ -2984,13 +2984,13 @@
                 <w:sz w:val="18"/>
                 <w:szCs w:val="18"/>
               </w:rPr>
-              <w:t xml:space="preserve">Documentation (live site)</w:t>
-            </w:r>
-          </w:p>
-        </w:tc>
-        <w:tc>
-          <w:tcPr>
-            <w:tcW w:type="dxa" w:w="6048"/>
+              <w:t xml:space="preserve">This guide</w:t>
+            </w:r>
+          </w:p>
+        </w:tc>
+        <w:tc>
+          <w:tcPr>
+            <w:tcW w:type="dxa" w:w="6451"/>
             <w:shd w:fill="FAFBFD" w:val="clear"/>
             <w:tcMar>
               <w:top w:type="dxa" w:w="90"/>
@@ -3012,7 +3012,7 @@
                 <w:sz w:val="18"/>
                 <w:szCs w:val="18"/>
               </w:rPr>
-              <w:t xml:space="preserve">../index.html</w:t>
+              <w:t xml:space="preserve">https://hitldrivenarchitecture.com/wip/how_this_site_works (once published)</w:t>
             </w:r>
           </w:p>
         </w:tc>
@@ -3020,7 +3020,7 @@
       <w:tr>
         <w:tc>
           <w:tcPr>
-            <w:tcW w:type="dxa" w:w="4032"/>
+            <w:tcW w:type="dxa" w:w="3629"/>
             <w:shd w:fill="FFFFFF" w:val="clear"/>
             <w:tcMar>
               <w:top w:type="dxa" w:w="90"/>
@@ -3042,40 +3042,132 @@
                 <w:sz w:val="18"/>
                 <w:szCs w:val="18"/>
               </w:rPr>
+              <w:t xml:space="preserve">Documentation (live site)</w:t>
+            </w:r>
+          </w:p>
+        </w:tc>
+        <w:tc>
+          <w:tcPr>
+            <w:tcW w:type="dxa" w:w="6451"/>
+            <w:shd w:fill="FFFFFF" w:val="clear"/>
+            <w:tcMar>
+              <w:top w:type="dxa" w:w="90"/>
+              <w:left w:type="dxa" w:w="120"/>
+              <w:bottom w:type="dxa" w:w="90"/>
+              <w:right w:type="dxa" w:w="120"/>
+            </w:tcMar>
+          </w:tcPr>
+          <w:p>
+            <w:pPr>
+              <w:spacing w:line="260"/>
+            </w:pPr>
+            <w:r>
+              <w:rPr>
+                <w:rFonts w:ascii="Segoe UI" w:cs="Segoe UI" w:eastAsia="Segoe UI" w:hAnsi="Segoe UI"/>
+                <w:b w:val="false"/>
+                <w:bCs w:val="false"/>
+                <w:color w:val="222222"/>
+                <w:sz w:val="18"/>
+                <w:szCs w:val="18"/>
+              </w:rPr>
+              <w:t xml:space="preserve">https://hitldrivenarchitecture.com/</w:t>
+            </w:r>
+          </w:p>
+        </w:tc>
+      </w:tr>
+      <w:tr>
+        <w:tc>
+          <w:tcPr>
+            <w:tcW w:type="dxa" w:w="3629"/>
+            <w:shd w:fill="FAFBFD" w:val="clear"/>
+            <w:tcMar>
+              <w:top w:type="dxa" w:w="90"/>
+              <w:left w:type="dxa" w:w="120"/>
+              <w:bottom w:type="dxa" w:w="90"/>
+              <w:right w:type="dxa" w:w="120"/>
+            </w:tcMar>
+          </w:tcPr>
+          <w:p>
+            <w:pPr>
+              <w:spacing w:line="260"/>
+            </w:pPr>
+            <w:r>
+              <w:rPr>
+                <w:rFonts w:ascii="Segoe UI" w:cs="Segoe UI" w:eastAsia="Segoe UI" w:hAnsi="Segoe UI"/>
+                <w:b/>
+                <w:bCs/>
+                <w:color w:val="1B4F8A"/>
+                <w:sz w:val="18"/>
+                <w:szCs w:val="18"/>
+              </w:rPr>
               <w:t xml:space="preserve">Dashboard</w:t>
             </w:r>
           </w:p>
         </w:tc>
         <w:tc>
           <w:tcPr>
-            <w:tcW w:type="dxa" w:w="6048"/>
-            <w:shd w:fill="FFFFFF" w:val="clear"/>
-            <w:tcMar>
-              <w:top w:type="dxa" w:w="90"/>
-              <w:left w:type="dxa" w:w="120"/>
-              <w:bottom w:type="dxa" w:w="90"/>
-              <w:right w:type="dxa" w:w="120"/>
-            </w:tcMar>
-          </w:tcPr>
-          <w:p>
-            <w:pPr>
-              <w:spacing w:line="260"/>
-            </w:pPr>
-            <w:r>
-              <w:rPr>
-                <w:rFonts w:ascii="Segoe UI" w:cs="Segoe UI" w:eastAsia="Segoe UI" w:hAnsi="Segoe UI"/>
-                <w:b w:val="false"/>
-                <w:bCs w:val="false"/>
-                <w:color w:val="222222"/>
-                <w:sz w:val="18"/>
-                <w:szCs w:val="18"/>
-              </w:rPr>
-              <w:t xml:space="preserve">../hitl_dashboard_final.html</w:t>
+            <w:tcW w:type="dxa" w:w="6451"/>
+            <w:shd w:fill="FAFBFD" w:val="clear"/>
+            <w:tcMar>
+              <w:top w:type="dxa" w:w="90"/>
+              <w:left w:type="dxa" w:w="120"/>
+              <w:bottom w:type="dxa" w:w="90"/>
+              <w:right w:type="dxa" w:w="120"/>
+            </w:tcMar>
+          </w:tcPr>
+          <w:p>
+            <w:pPr>
+              <w:spacing w:line="260"/>
+            </w:pPr>
+            <w:r>
+              <w:rPr>
+                <w:rFonts w:ascii="Segoe UI" w:cs="Segoe UI" w:eastAsia="Segoe UI" w:hAnsi="Segoe UI"/>
+                <w:b w:val="false"/>
+                <w:bCs w:val="false"/>
+                <w:color w:val="222222"/>
+                <w:sz w:val="18"/>
+                <w:szCs w:val="18"/>
+              </w:rPr>
+              <w:t xml:space="preserve">https://hitldrivenarchitecture.com/hitl_dashboard_final</w:t>
             </w:r>
           </w:p>
         </w:tc>
       </w:tr>
     </w:tbl>
+    <w:p>
+      <w:pPr>
+        <w:spacing w:after="100"/>
+      </w:pPr>
+    </w:p>
+    <w:p>
+      <w:pPr>
+        <w:spacing w:after="200" w:line="300"/>
+      </w:pPr>
+      <w:r>
+        <w:rPr>
+          <w:rFonts w:ascii="Segoe UI" w:cs="Segoe UI" w:eastAsia="Segoe UI" w:hAnsi="Segoe UI"/>
+          <w:b/>
+          <w:bCs/>
+          <w:i/>
+          <w:iCs/>
+          <w:color w:val="888888"/>
+          <w:sz w:val="18"/>
+          <w:szCs w:val="18"/>
+        </w:rPr>
+        <w:t xml:space="preserve">Note:  </w:t>
+      </w:r>
+      <w:r>
+        <w:rPr>
+          <w:rFonts w:ascii="Segoe UI" w:cs="Segoe UI" w:eastAsia="Segoe UI" w:hAnsi="Segoe UI"/>
+          <w:i/>
+          <w:iCs/>
+          <w:color w:val="888888"/>
+          <w:sz w:val="18"/>
+          <w:szCs w:val="18"/>
+        </w:rPr>
+        <w:t xml:space="preserve">The WIP hub and Sandbox URLs above are exactly as given. The rest follow the same clean-URL pattern (Cloudflare strips .html and serves index.html for a trailing-slash path, per the assets binding in wrangler.jsonc) — worth a quick click-check since they weren’t independently verified live.</w:t>
+      </w:r>
+    </w:p>
     <w:p>
       <w:pPr>
         <w:spacing w:after="80"/>

--- a/docs/How_This_Site_Works.docx
+++ b/docs/How_This_Site_Works.docx
@@ -1312,6 +1312,67 @@
         <w:t xml:space="preserve">Voting happens directly on each votable item’s own page — the Approve / Needs Revision / Park / Deny controls sit right there, along with both reviewers’ current picks, and the WIP hub’s catalog table reflects the same live vote data. Both Tim and GiGi have to agree for an item to resolve; a disagreement shows as Needs Discussion rather than forcing a false consensus. Once an item is Approved, a Publish control (visible to Tim/admin only) marks it Pending Publish; moving it to actually Mark Published — the step that makes it part of the live framework — happens as a real, collaborative walkthrough when Tim opens a chat to do it. It’s never automatic.</w:t>
       </w:r>
     </w:p>
+    <w:tbl>
+      <w:tblPr>
+        <w:tblW w:type="dxa" w:w="10080"/>
+        <w:tblBorders>
+          <w:top w:val="single" w:color="auto" w:sz="4"/>
+          <w:left w:val="single" w:color="auto" w:sz="4"/>
+          <w:bottom w:val="single" w:color="auto" w:sz="4"/>
+          <w:right w:val="single" w:color="auto" w:sz="4"/>
+          <w:insideH w:val="single" w:color="auto" w:sz="4"/>
+          <w:insideV w:val="single" w:color="auto" w:sz="4"/>
+        </w:tblBorders>
+      </w:tblPr>
+      <w:tblGrid>
+        <w:gridCol w:w="10080"/>
+      </w:tblGrid>
+      <w:tr>
+        <w:tc>
+          <w:tcPr>
+            <w:tcW w:type="dxa" w:w="10080"/>
+            <w:tcBorders>
+              <w:top w:val="single" w:color="EEF3FA" w:sz="4"/>
+              <w:left w:val="single" w:color="1B4F8A" w:sz="24"/>
+              <w:bottom w:val="single" w:color="EEF3FA" w:sz="4"/>
+              <w:right w:val="single" w:color="EEF3FA" w:sz="4"/>
+            </w:tcBorders>
+            <w:shd w:fill="EEF3FA" w:val="clear"/>
+            <w:tcMar>
+              <w:top w:type="dxa" w:w="160"/>
+              <w:left w:type="dxa" w:w="220"/>
+              <w:bottom w:type="dxa" w:w="160"/>
+              <w:right w:type="dxa" w:w="220"/>
+            </w:tcMar>
+          </w:tcPr>
+          <w:p>
+            <w:pPr>
+              <w:spacing w:after="0" w:line="300"/>
+            </w:pPr>
+            <w:r>
+              <w:rPr>
+                <w:rFonts w:ascii="Segoe UI" w:cs="Segoe UI" w:eastAsia="Segoe UI" w:hAnsi="Segoe UI"/>
+                <w:b/>
+                <w:bCs/>
+                <w:color w:val="1B4F8A"/>
+                <w:sz w:val="19"/>
+                <w:szCs w:val="19"/>
+              </w:rPr>
+              <w:t xml:space="preserve">Where to look:  </w:t>
+            </w:r>
+            <w:r>
+              <w:rPr>
+                <w:rFonts w:ascii="Segoe UI" w:cs="Segoe UI" w:eastAsia="Segoe UI" w:hAnsi="Segoe UI"/>
+                <w:color w:val="222222"/>
+                <w:sz w:val="19"/>
+                <w:szCs w:val="19"/>
+              </w:rPr>
+              <w:t xml:space="preserve">the voting section sits at the very top of each votable item’s HTML file — mounted right below the masthead, above the document’s own content. Open any votable item and it’s the first thing on the page, not something to scroll down for.</w:t>
+            </w:r>
+          </w:p>
+        </w:tc>
+      </w:tr>
+    </w:tbl>
     <w:p>
       <w:pPr>
         <w:spacing w:after="90" w:before="220"/>
